--- a/projects/diploma_math_modeling/reference.docx
+++ b/projects/diploma_math_modeling/reference.docx
@@ -449,7 +449,7 @@
       <w:b/>
       <w:bCs/>
       <w:color w:val="365F91" w:themeColor="accent1" w:themeShade="BF"/>
-      <w:sz w:val="32"/>
+      <w:sz w:val="28"/>
       <w:szCs w:val="28"/>
     </w:rPr>
   </w:style>
@@ -466,7 +466,7 @@
       <w:keepNext/>
       <w:keepLines/>
       <w:spacing w:before="0" w:after="0" w:line="420" w:lineRule="exact"/>
-      <w:jc w:val="both"/>
+      <w:jc w:val="left"/>
       <w:outlineLvl w:val="1"/>
     </w:pPr>
     <w:rPr>
@@ -474,7 +474,7 @@
       <w:b/>
       <w:bCs/>
       <w:color w:val="4F81BD" w:themeColor="accent1"/>
-      <w:sz w:val="32"/>
+      <w:sz w:val="28"/>
       <w:szCs w:val="26"/>
     </w:rPr>
   </w:style>
@@ -491,12 +491,12 @@
       <w:keepNext/>
       <w:keepLines/>
       <w:spacing w:before="0" w:after="0" w:line="420" w:lineRule="exact"/>
-      <w:jc w:val="both"/>
+      <w:jc w:val="left"/>
       <w:outlineLvl w:val="2"/>
     </w:pPr>
     <w:rPr>
       <w:rFonts w:asciiTheme="majorHAnsi" w:eastAsiaTheme="majorEastAsia" w:hAnsiTheme="majorHAnsi" w:cstheme="majorBidi" w:ascii="Times New Roman" w:hAnsi="Times New Roman"/>
-      <w:b w:val="0"/>
+      <w:b/>
       <w:bCs/>
       <w:i w:val="0"/>
       <w:color w:val="4F81BD" w:themeColor="accent1"/>
